--- a/Øvelser/Geografi/vindmoeller-og-solceller/vindmoeller-og-solceller.docx
+++ b/Øvelser/Geografi/vindmoeller-og-solceller/vindmoeller-og-solceller.docx
@@ -78,17 +78,7 @@
         </w:numPr>
       </w:pPr>
       <w:r>
-        <w:rPr>
-          <w:b/>
-          <w:bCs/>
-        </w:rPr>
-        <w:t xml:space="preserve">Del 1:</w:t>
-      </w:r>
-      <w:r>
-        <w:t xml:space="preserve"> </w:t>
-      </w:r>
-      <w:r>
-        <w:t xml:space="preserve">Modelforsøg udendørs med en lille vindmølle og et solcellepanel.</w:t>
+        <w:t xml:space="preserve">Del 1: Modelforsøg udendørs med en lille vindmølle og et solcellepanel.</w:t>
       </w:r>
     </w:p>
     <w:p>
@@ -100,17 +90,7 @@
         </w:numPr>
       </w:pPr>
       <w:r>
-        <w:rPr>
-          <w:b/>
-          <w:bCs/>
-        </w:rPr>
-        <w:t xml:space="preserve">Del 2:</w:t>
-      </w:r>
-      <w:r>
-        <w:t xml:space="preserve"> </w:t>
-      </w:r>
-      <w:r>
-        <w:t xml:space="preserve">Elsystemet lige nu — hvor kommer Danmarks strøm fra i dag?</w:t>
+        <w:t xml:space="preserve">Del 2: Elsystemet lige nu — hvor kommer Danmarks strøm fra i dag?</w:t>
       </w:r>
     </w:p>
     <w:p>
@@ -122,21 +102,11 @@
         </w:numPr>
       </w:pPr>
       <w:r>
-        <w:rPr>
-          <w:b/>
-          <w:bCs/>
-        </w:rPr>
-        <w:t xml:space="preserve">Del 3:</w:t>
-      </w:r>
-      <w:r>
-        <w:t xml:space="preserve"> </w:t>
-      </w:r>
-      <w:r>
-        <w:t xml:space="preserve">Planlægning af en vindmøllepark på Fyn med digitale kort.</w:t>
+        <w:t xml:space="preserve">Del 3: Planlægning af en vindmøllepark på Fyn med digitale kort.</w:t>
       </w:r>
     </w:p>
     <w:bookmarkEnd w:id="19"/>
-    <w:bookmarkStart w:id="20" w:name="baggrund"/>
+    <w:bookmarkStart w:id="22" w:name="baggrund"/>
     <w:p>
       <w:pPr>
         <w:pStyle w:val="Heading2"/>
@@ -145,20 +115,19 @@
         <w:t xml:space="preserve">Baggrund</w:t>
       </w:r>
     </w:p>
+    <w:bookmarkStart w:id="20" w:name="vindens-energi"/>
+    <w:p>
+      <w:pPr>
+        <w:pStyle w:val="Heading3"/>
+      </w:pPr>
+      <w:r>
+        <w:t xml:space="preserve">Vindens energi</w:t>
+      </w:r>
+    </w:p>
     <w:p>
       <w:pPr>
         <w:pStyle w:val="FirstParagraph"/>
       </w:pPr>
-      <w:r>
-        <w:rPr>
-          <w:b/>
-          <w:bCs/>
-        </w:rPr>
-        <w:t xml:space="preserve">Vindens energi.</w:t>
-      </w:r>
-      <w:r>
-        <w:t xml:space="preserve"> </w:t>
-      </w:r>
       <w:r>
         <w:t xml:space="preserve">Den effekt, en vindmølle kan høste, vokser med vindhastigheden</w:t>
       </w:r>
@@ -266,26 +235,27 @@
         <w:t xml:space="preserve">gange så stor. Derfor betyder placeringen meget: på åbent land og ved kysten blæser det mere end i læ af huse og træer, og vinden tager til med højden over jorden. I Danmark kommer vinden oftest fra vest og sydvest.</w:t>
       </w:r>
     </w:p>
-    <w:p>
-      <w:pPr>
-        <w:pStyle w:val="BodyText"/>
-      </w:pPr>
-      <w:r>
-        <w:rPr>
-          <w:b/>
-          <w:bCs/>
-        </w:rPr>
-        <w:t xml:space="preserve">Solens energi.</w:t>
-      </w:r>
-      <w:r>
-        <w:t xml:space="preserve"> </w:t>
-      </w:r>
+    <w:bookmarkEnd w:id="20"/>
+    <w:bookmarkStart w:id="21" w:name="solens-energi"/>
+    <w:p>
+      <w:pPr>
+        <w:pStyle w:val="Heading3"/>
+      </w:pPr>
+      <w:r>
+        <w:t xml:space="preserve">Solens energi</w:t>
+      </w:r>
+    </w:p>
+    <w:p>
+      <w:pPr>
+        <w:pStyle w:val="FirstParagraph"/>
+      </w:pPr>
       <w:r>
         <w:t xml:space="preserve">Et solcellepanel giver mest strøm, når sollyset rammer det vinkelret. I Danmark vender man derfor faste paneler mod syd med en hældning på omkring 35–40° — men skyer betyder mere end vinklen.</w:t>
       </w:r>
     </w:p>
-    <w:bookmarkEnd w:id="20"/>
-    <w:bookmarkStart w:id="28" w:name="X478c730653c52b622372e91f002710fc1c2ba68"/>
+    <w:bookmarkEnd w:id="21"/>
+    <w:bookmarkEnd w:id="22"/>
+    <w:bookmarkStart w:id="30" w:name="X478c730653c52b622372e91f002710fc1c2ba68"/>
     <w:p>
       <w:pPr>
         <w:pStyle w:val="Heading2"/>
@@ -336,18 +306,18 @@
                 <wp:inline>
                   <wp:extent cx="152400" cy="152400"/>
                   <wp:effectExtent b="0" l="0" r="0" t="0"/>
-                  <wp:docPr descr="" title="" id="22" name="Picture"/>
+                  <wp:docPr descr="" title="" id="24" name="Picture"/>
                   <a:graphic>
                     <a:graphicData uri="http://schemas.openxmlformats.org/drawingml/2006/picture">
                       <pic:pic>
                         <pic:nvPicPr>
-                          <pic:cNvPr descr="/Applications/quarto/share/formats/docx/note.png" id="23" name="Picture"/>
+                          <pic:cNvPr descr="/Applications/quarto/share/formats/docx/note.png" id="25" name="Picture"/>
                           <pic:cNvPicPr>
                             <a:picLocks noChangeArrowheads="1" noChangeAspect="1"/>
                           </pic:cNvPicPr>
                         </pic:nvPicPr>
                         <pic:blipFill>
-                          <a:blip r:embed="rId21"/>
+                          <a:blip r:embed="rId23"/>
                           <a:stretch>
                             <a:fillRect/>
                           </a:stretch>
@@ -472,7 +442,7 @@
         </w:tc>
       </w:tr>
     </w:tbl>
-    <w:bookmarkStart w:id="24" w:name="hypoteser"/>
+    <w:bookmarkStart w:id="26" w:name="hypoteser"/>
     <w:p>
       <w:pPr>
         <w:pStyle w:val="Heading3"/>
@@ -505,8 +475,8 @@
         <w:t xml:space="preserve">Hvor omkring skolen tror I, vindmøllen giver mest strøm?</w:t>
       </w:r>
     </w:p>
-    <w:bookmarkEnd w:id="24"/>
-    <w:bookmarkStart w:id="27" w:name="fremgangsmåde"/>
+    <w:bookmarkEnd w:id="26"/>
+    <w:bookmarkStart w:id="29" w:name="fremgangsmåde"/>
     <w:p>
       <w:pPr>
         <w:pStyle w:val="Heading3"/>
@@ -550,17 +520,7 @@
         </w:numPr>
       </w:pPr>
       <w:r>
-        <w:rPr>
-          <w:b/>
-          <w:bCs/>
-        </w:rPr>
-        <w:t xml:space="preserve">Vind:</w:t>
-      </w:r>
-      <w:r>
-        <w:t xml:space="preserve"> </w:t>
-      </w:r>
-      <w:r>
-        <w:t xml:space="preserve">Vælg mindst tre steder omkring skolen: et åbent sted, et sted i læ og et højt sted (fx en bakketop eller et åbent område langt fra bygninger). Mål vindhastigheden hvert sted i 30 sekunder, og notér den gennemsnitlige vindhastighed. Tilslut vindmøllen, og notér, hvor kraftigt lysdioderne lyser, eller hvilken spænding multimeteret viser.</w:t>
+        <w:t xml:space="preserve">Vind: Vælg mindst tre steder omkring skolen: et åbent sted, et sted i læ og et højt sted (fx en bakketop eller et åbent område langt fra bygninger). Mål vindhastigheden hvert sted i 30 sekunder, og notér den gennemsnitlige vindhastighed. Tilslut vindmøllen, og notér, hvor kraftigt lysdioderne lyser, eller hvilken spænding multimeteret viser.</w:t>
       </w:r>
     </w:p>
     <w:p>
@@ -584,17 +544,7 @@
         </w:numPr>
       </w:pPr>
       <w:r>
-        <w:rPr>
-          <w:b/>
-          <w:bCs/>
-        </w:rPr>
-        <w:t xml:space="preserve">Sol:</w:t>
-      </w:r>
-      <w:r>
-        <w:t xml:space="preserve"> </w:t>
-      </w:r>
-      <w:r>
-        <w:t xml:space="preserve">Læg solcellepanelet fladt, og notér lysdioderne eller spændingen. Vend det derefter mod syd, øst og vest, og prøv hældninger på fx 0°, 30°, 45°, 60° og 90°. Notér resultaterne i</w:t>
+        <w:t xml:space="preserve">Sol: Læg solcellepanelet fladt, og notér lysdioderne eller spændingen. Vend det derefter mod syd, øst og vest, og prøv hældninger på fx 0°, 30°, 45°, 60° og 90°. Notér resultaterne i</w:t>
       </w:r>
       <w:r>
         <w:t xml:space="preserve"> </w:t>
@@ -636,7 +586,7 @@
       <w:tr>
         <w:tc>
           <w:tcPr/>
-          <w:bookmarkStart w:id="25" w:name="tbl-1"/>
+          <w:bookmarkStart w:id="27" w:name="tbl-1"/>
           <w:p>
             <w:pPr>
               <w:jc w:val="center"/>
@@ -906,7 +856,7 @@
               </w:tc>
             </w:tr>
           </w:tbl>
-          <w:bookmarkEnd w:id="25"/>
+          <w:bookmarkEnd w:id="27"/>
           <w:p/>
         </w:tc>
       </w:tr>
@@ -932,7 +882,7 @@
       <w:tr>
         <w:tc>
           <w:tcPr/>
-          <w:bookmarkStart w:id="26" w:name="tbl-2"/>
+          <w:bookmarkStart w:id="28" w:name="tbl-2"/>
           <w:p>
             <w:pPr>
               <w:jc w:val="center"/>
@@ -1297,14 +1247,14 @@
               </w:tc>
             </w:tr>
           </w:tbl>
-          <w:bookmarkEnd w:id="26"/>
+          <w:bookmarkEnd w:id="28"/>
           <w:p/>
         </w:tc>
       </w:tr>
     </w:tbl>
-    <w:bookmarkEnd w:id="27"/>
-    <w:bookmarkEnd w:id="28"/>
-    <w:bookmarkStart w:id="31" w:name="del-2-elsystemet-lige-nu"/>
+    <w:bookmarkEnd w:id="29"/>
+    <w:bookmarkEnd w:id="30"/>
+    <w:bookmarkStart w:id="33" w:name="del-2-elsystemet-lige-nu"/>
     <w:p>
       <w:pPr>
         <w:pStyle w:val="Heading2"/>
@@ -1323,7 +1273,7 @@
       <w:r>
         <w:t xml:space="preserve"> </w:t>
       </w:r>
-      <w:hyperlink r:id="rId29">
+      <w:hyperlink r:id="rId31">
         <w:r>
           <w:rPr>
             <w:rStyle w:val="Hyperlink"/>
@@ -1362,7 +1312,7 @@
       <w:tr>
         <w:tc>
           <w:tcPr/>
-          <w:bookmarkStart w:id="30" w:name="tbl-3"/>
+          <w:bookmarkStart w:id="32" w:name="tbl-3"/>
           <w:p>
             <w:pPr>
               <w:jc w:val="center"/>
@@ -1753,13 +1703,13 @@
               </w:tc>
             </w:tr>
           </w:tbl>
-          <w:bookmarkEnd w:id="30"/>
+          <w:bookmarkEnd w:id="32"/>
           <w:p/>
         </w:tc>
       </w:tr>
     </w:tbl>
-    <w:bookmarkEnd w:id="31"/>
-    <w:bookmarkStart w:id="38" w:name="del-3-planlægning-af-en-vindmøllepark"/>
+    <w:bookmarkEnd w:id="33"/>
+    <w:bookmarkStart w:id="40" w:name="del-3-planlægning-af-en-vindmøllepark"/>
     <w:p>
       <w:pPr>
         <w:pStyle w:val="Heading2"/>
@@ -1778,7 +1728,7 @@
       <w:r>
         <w:t xml:space="preserve"> </w:t>
       </w:r>
-      <w:hyperlink r:id="rId32">
+      <w:hyperlink r:id="rId34">
         <w:r>
           <w:rPr>
             <w:rStyle w:val="Hyperlink"/>
@@ -1803,7 +1753,7 @@
       <w:r>
         <w:t xml:space="preserve"> </w:t>
       </w:r>
-      <w:hyperlink r:id="rId33">
+      <w:hyperlink r:id="rId35">
         <w:r>
           <w:rPr>
             <w:rStyle w:val="Hyperlink"/>
@@ -1860,18 +1810,18 @@
                 <wp:inline>
                   <wp:extent cx="152400" cy="152400"/>
                   <wp:effectExtent b="0" l="0" r="0" t="0"/>
-                  <wp:docPr descr="" title="" id="35" name="Picture"/>
+                  <wp:docPr descr="" title="" id="37" name="Picture"/>
                   <a:graphic>
                     <a:graphicData uri="http://schemas.openxmlformats.org/drawingml/2006/picture">
                       <pic:pic>
                         <pic:nvPicPr>
-                          <pic:cNvPr descr="/Applications/quarto/share/formats/docx/important.png" id="36" name="Picture"/>
+                          <pic:cNvPr descr="/Applications/quarto/share/formats/docx/important.png" id="38" name="Picture"/>
                           <pic:cNvPicPr>
                             <a:picLocks noChangeArrowheads="1" noChangeAspect="1"/>
                           </pic:cNvPicPr>
                         </pic:nvPicPr>
                         <pic:blipFill>
-                          <a:blip r:embed="rId34"/>
+                          <a:blip r:embed="rId36"/>
                           <a:stretch>
                             <a:fillRect/>
                           </a:stretch>
@@ -1929,20 +1879,7 @@
               </w:numPr>
             </w:pPr>
             <w:r>
-              <w:t xml:space="preserve">Afstanden til nærmeste nabobolig skal være mindst</w:t>
-            </w:r>
-            <w:r>
-              <w:t xml:space="preserve"> </w:t>
-            </w:r>
-            <w:r>
-              <w:rPr>
-                <w:b/>
-                <w:bCs/>
-              </w:rPr>
-              <w:t xml:space="preserve">4 gange møllens totalhøjde</w:t>
-            </w:r>
-            <w:r>
-              <w:t xml:space="preserve">. En moderne landmølle er ofte 150 m høj, så afstanden bliver mindst 600 m.</w:t>
+              <w:t xml:space="preserve">Afstanden til nærmeste nabobolig skal være mindst 4 gange møllens totalhøjde. En moderne landmølle er ofte 150 m høj, så afstanden bliver mindst 600 m.</w:t>
             </w:r>
           </w:p>
           <w:p>
@@ -1954,23 +1891,7 @@
               </w:numPr>
             </w:pPr>
             <w:r>
-              <w:t xml:space="preserve">Inden for</w:t>
-            </w:r>
-            <w:r>
-              <w:t xml:space="preserve"> </w:t>
-            </w:r>
-            <w:r>
-              <w:rPr>
-                <w:b/>
-                <w:bCs/>
-              </w:rPr>
-              <w:t xml:space="preserve">kystnærhedszonen</w:t>
-            </w:r>
-            <w:r>
-              <w:t xml:space="preserve"> </w:t>
-            </w:r>
-            <w:r>
-              <w:t xml:space="preserve">(ca. 3 km fra kysten) må der kun opstilles møller i særlige tilfælde.</w:t>
+              <w:t xml:space="preserve">Inden for kystnærhedszonen (ca. 3 km fra kysten) må der kun opstilles møller i særlige tilfælde.</w:t>
             </w:r>
           </w:p>
           <w:p>
@@ -1982,17 +1903,7 @@
               </w:numPr>
             </w:pPr>
             <w:r>
-              <w:rPr>
-                <w:b/>
-                <w:bCs/>
-              </w:rPr>
-              <w:t xml:space="preserve">Beskyttelseslinjer</w:t>
-            </w:r>
-            <w:r>
-              <w:t xml:space="preserve"> </w:t>
-            </w:r>
-            <w:r>
-              <w:t xml:space="preserve">skal respekteres: åbeskyttelseslinjen (150 m), søbeskyttelseslinjen (150 m), skovbyggelinjen (300 m) og kirkebyggelinjen (300 m).</w:t>
+              <w:t xml:space="preserve">Beskyttelseslinjer skal respekteres: åbeskyttelseslinjen (150 m), søbeskyttelseslinjen (150 m), skovbyggelinjen (300 m) og kirkebyggelinjen (300 m).</w:t>
             </w:r>
           </w:p>
           <w:p>
@@ -2086,7 +1997,7 @@
       <w:tr>
         <w:tc>
           <w:tcPr/>
-          <w:bookmarkStart w:id="37" w:name="tbl-4"/>
+          <w:bookmarkStart w:id="39" w:name="tbl-4"/>
           <w:p>
             <w:pPr>
               <w:jc w:val="center"/>
@@ -2456,13 +2367,13 @@
               </w:tc>
             </w:tr>
           </w:tbl>
-          <w:bookmarkEnd w:id="37"/>
+          <w:bookmarkEnd w:id="39"/>
           <w:p/>
         </w:tc>
       </w:tr>
     </w:tbl>
-    <w:bookmarkEnd w:id="38"/>
-    <w:bookmarkStart w:id="39" w:name="databehandling"/>
+    <w:bookmarkEnd w:id="40"/>
+    <w:bookmarkStart w:id="41" w:name="databehandling"/>
     <w:p>
       <w:pPr>
         <w:pStyle w:val="Heading2"/>
@@ -2479,17 +2390,7 @@
         </w:numPr>
       </w:pPr>
       <w:r>
-        <w:rPr>
-          <w:b/>
-          <w:bCs/>
-        </w:rPr>
-        <w:t xml:space="preserve">Vind (Del 1):</w:t>
-      </w:r>
-      <w:r>
-        <w:t xml:space="preserve"> </w:t>
-      </w:r>
-      <w:r>
-        <w:t xml:space="preserve">Find stedet med den største vindhastighed</w:t>
+        <w:t xml:space="preserve">Vind (Del 1): Find stedet med den største vindhastighed</w:t>
       </w:r>
       <w:r>
         <w:t xml:space="preserve"> </w:t>
@@ -2646,17 +2547,7 @@
         </w:numPr>
       </w:pPr>
       <w:r>
-        <w:rPr>
-          <w:b/>
-          <w:bCs/>
-        </w:rPr>
-        <w:t xml:space="preserve">Sol (Del 1):</w:t>
-      </w:r>
-      <w:r>
-        <w:t xml:space="preserve"> </w:t>
-      </w:r>
-      <w:r>
-        <w:t xml:space="preserve">Lav et diagram over spændingen (eller lysstyrken) som funktion af hældningen for panelet mod syd. Ved hvilken hældning var udbyttet størst?</w:t>
+        <w:t xml:space="preserve">Sol (Del 1): Lav et diagram over spændingen (eller lysstyrken) som funktion af hældningen for panelet mod syd. Ved hvilken hældning var udbyttet størst?</w:t>
       </w:r>
     </w:p>
     <w:p>
@@ -2667,17 +2558,7 @@
         </w:numPr>
       </w:pPr>
       <w:r>
-        <w:rPr>
-          <w:b/>
-          <w:bCs/>
-        </w:rPr>
-        <w:t xml:space="preserve">Elsystemet (Del 2):</w:t>
-      </w:r>
-      <w:r>
-        <w:t xml:space="preserve"> </w:t>
-      </w:r>
-      <w:r>
-        <w:t xml:space="preserve">Beregn hver kildes andel af den samlede produktion i procent, og lav et cirkel- eller søjlediagram:</w:t>
+        <w:t xml:space="preserve">Elsystemet (Del 2): Beregn hver kildes andel af den samlede produktion i procent, og lav et cirkel- eller søjlediagram:</w:t>
       </w:r>
     </w:p>
     <w:p>
@@ -2757,8 +2638,8 @@
         <w:t xml:space="preserve">Sammenlign med andre gruppers målinger fra andre dage og tidspunkter, fx fra en blæsende og en vindstille dag, eller dag og nat. Hvad sker der med import og eksport, når det blæser meget?</w:t>
       </w:r>
     </w:p>
-    <w:bookmarkEnd w:id="39"/>
-    <w:bookmarkStart w:id="40" w:name="journalspørgsmål"/>
+    <w:bookmarkEnd w:id="41"/>
+    <w:bookmarkStart w:id="42" w:name="journalspørgsmål"/>
     <w:p>
       <w:pPr>
         <w:pStyle w:val="Heading2"/>
@@ -2883,8 +2764,8 @@
         <w:t xml:space="preserve">Vurdér fejlkilderne i Del 1: hvor præcist kan man måle med lysdioder og en lille vindmåler, og hvad betyder det, at vinden skifter fra sekund til sekund?</w:t>
       </w:r>
     </w:p>
-    <w:bookmarkEnd w:id="40"/>
-    <w:bookmarkStart w:id="41" w:name="om-denne-udgave"/>
+    <w:bookmarkEnd w:id="42"/>
+    <w:bookmarkStart w:id="43" w:name="om-denne-udgave"/>
     <w:p>
       <w:pPr>
         <w:pStyle w:val="Heading2"/>
@@ -2927,7 +2808,7 @@
       <w:r>
         <w:t xml:space="preserve"> </w:t>
       </w:r>
-      <w:hyperlink r:id="rId29">
+      <w:hyperlink r:id="rId31">
         <w:r>
           <w:rPr>
             <w:rStyle w:val="Hyperlink"/>
@@ -2953,7 +2834,7 @@
       <w:r>
         <w:t xml:space="preserve"> </w:t>
       </w:r>
-      <w:hyperlink r:id="rId33">
+      <w:hyperlink r:id="rId35">
         <w:r>
           <w:rPr>
             <w:rStyle w:val="Hyperlink"/>
@@ -3018,7 +2899,7 @@
         <w:t xml:space="preserve">, solcellepanelets hældning og andelen af hver energikilde i elsystemet.</w:t>
       </w:r>
     </w:p>
-    <w:bookmarkEnd w:id="41"/>
+    <w:bookmarkEnd w:id="43"/>
     <w:sectPr>
       <w:headerReference r:id="rId7" w:type="default"/>
       <w:footerReference r:id="rId8" w:type="default"/>
